--- a/output/投研舆情晨报_2026-09-25.docx
+++ b/output/投研舆情晨报_2026-09-25.docx
@@ -19,7 +19,7 @@
           <w:color w:val="8A939E"/>
           <w:sz w:val="18"/>
         </w:rPr>
-        <w:t>覆盖 6 家媒体 · 入库 13,754 条 · 去重后 2,211 条 · 识别热点 53 个</w:t>
+        <w:t>覆盖 6 家媒体 · 入库 14,249 条 · 去重后 2,056 条 · 识别热点 56 个</w:t>
       </w:r>
     </w:p>
     <w:p>
@@ -126,7 +126,7 @@
           </w:tcPr>
           <w:p>
             <w:r>
-              <w:t>0.827</w:t>
+              <w:t>0.749</w:t>
             </w:r>
           </w:p>
         </w:tc>
@@ -166,7 +166,7 @@
           </w:tcPr>
           <w:p>
             <w:r>
-              <w:t>44/3</w:t>
+              <w:t>51/3</w:t>
             </w:r>
           </w:p>
         </w:tc>
@@ -188,7 +188,7 @@
           </w:tcPr>
           <w:p>
             <w:r>
-              <w:t>0.637</w:t>
+              <w:t>0.618</w:t>
             </w:r>
           </w:p>
         </w:tc>
@@ -208,7 +208,7 @@
           </w:tcPr>
           <w:p>
             <w:r>
-              <w:t>金融市场</w:t>
+              <w:t>国际市场</w:t>
             </w:r>
           </w:p>
         </w:tc>
@@ -218,7 +218,7 @@
           </w:tcPr>
           <w:p>
             <w:r>
-              <w:t>A股半导体多股大涨超10%，佰维存储涨超2% 房地产2股3连</w:t>
+              <w:t>日元势创逾两周来最大单日涨幅 此前日本财务大臣发表汇率言论</w:t>
             </w:r>
           </w:p>
         </w:tc>
@@ -228,7 +228,7 @@
           </w:tcPr>
           <w:p>
             <w:r>
-              <w:t>9/2</w:t>
+              <w:t>8/3</w:t>
             </w:r>
           </w:p>
         </w:tc>
@@ -250,7 +250,7 @@
           </w:tcPr>
           <w:p>
             <w:r>
-              <w:t>0.603</w:t>
+              <w:t>0.610</w:t>
             </w:r>
           </w:p>
         </w:tc>
@@ -312,7 +312,7 @@
           </w:tcPr>
           <w:p>
             <w:r>
-              <w:t>0.603</w:t>
+              <w:t>0.610</w:t>
             </w:r>
           </w:p>
         </w:tc>
@@ -374,7 +374,7 @@
           </w:tcPr>
           <w:p>
             <w:r>
-              <w:t>0.585</w:t>
+              <w:t>0.571</w:t>
             </w:r>
           </w:p>
         </w:tc>
@@ -394,7 +394,7 @@
           </w:tcPr>
           <w:p>
             <w:r>
-              <w:t>金融市场</w:t>
+              <w:t>综合</w:t>
             </w:r>
           </w:p>
         </w:tc>
@@ -404,7 +404,7 @@
           </w:tcPr>
           <w:p>
             <w:r>
-              <w:t>恒指低开0.74%，报24649.45点；恒生科技指数跌0.</w:t>
+              <w:t>特朗普：今年到访北京感受到中国人民的热情好客，我们希望以同样</w:t>
             </w:r>
           </w:p>
         </w:tc>
@@ -414,7 +414,7 @@
           </w:tcPr>
           <w:p>
             <w:r>
-              <w:t>8/3</w:t>
+              <w:t>8/2</w:t>
             </w:r>
           </w:p>
         </w:tc>
@@ -436,7 +436,7 @@
           </w:tcPr>
           <w:p>
             <w:r>
-              <w:t>0.560</w:t>
+              <w:t>0.566</w:t>
             </w:r>
           </w:p>
         </w:tc>
@@ -466,7 +466,7 @@
           </w:tcPr>
           <w:p>
             <w:r>
-              <w:t>特朗普：今年到访北京感受到中国人民的热情好客，我们希望以同样</w:t>
+              <w:t>交通运输部：9月24日全社会跨区域人员流动量22850.9万</w:t>
             </w:r>
           </w:p>
         </w:tc>
@@ -476,7 +476,7 @@
           </w:tcPr>
           <w:p>
             <w:r>
-              <w:t>7/2</w:t>
+              <w:t>5/2</w:t>
             </w:r>
           </w:p>
         </w:tc>
@@ -498,7 +498,7 @@
           </w:tcPr>
           <w:p>
             <w:r>
-              <w:t>0.519</w:t>
+              <w:t>0.522</w:t>
             </w:r>
           </w:p>
         </w:tc>
@@ -518,7 +518,7 @@
           </w:tcPr>
           <w:p>
             <w:r>
-              <w:t>国际市场</w:t>
+              <w:t>大宗与能化</w:t>
             </w:r>
           </w:p>
         </w:tc>
@@ -528,7 +528,7 @@
           </w:tcPr>
           <w:p>
             <w:r>
-              <w:t>日元缺乏明确鹰派指引，美元兑日元升至157.60附近，市场关</w:t>
+              <w:t>商品期货开盘，原油主力合约涨超4%，BR橡胶、燃料油、LU燃</w:t>
             </w:r>
           </w:p>
         </w:tc>
@@ -538,7 +538,7 @@
           </w:tcPr>
           <w:p>
             <w:r>
-              <w:t>6/2</w:t>
+              <w:t>4/3</w:t>
             </w:r>
           </w:p>
         </w:tc>
@@ -560,7 +560,7 @@
           </w:tcPr>
           <w:p>
             <w:r>
-              <w:t>0.493</w:t>
+              <w:t>0.509</w:t>
             </w:r>
           </w:p>
         </w:tc>
@@ -580,7 +580,7 @@
           </w:tcPr>
           <w:p>
             <w:r>
-              <w:t>综合</w:t>
+              <w:t>宏观政策</w:t>
             </w:r>
           </w:p>
         </w:tc>
@@ -590,7 +590,69 @@
           </w:tcPr>
           <w:p>
             <w:r>
-              <w:t>抵押贷款利率飙升突破7%，上周近10%借款人选择风险更高的浮</w:t>
+              <w:t>央行将连续开展隔夜逆回购 每日操作上限1万亿元</w:t>
+            </w:r>
+          </w:p>
+        </w:tc>
+        <w:tc>
+          <w:tcPr>
+            <w:tcW w:type="dxa" w:w="1440"/>
+          </w:tcPr>
+          <w:p>
+            <w:r>
+              <w:t>5/2</w:t>
+            </w:r>
+          </w:p>
+        </w:tc>
+      </w:tr>
+      <w:tr>
+        <w:tc>
+          <w:tcPr>
+            <w:tcW w:type="dxa" w:w="1440"/>
+          </w:tcPr>
+          <w:p>
+            <w:r>
+              <w:t>9</w:t>
+            </w:r>
+          </w:p>
+        </w:tc>
+        <w:tc>
+          <w:tcPr>
+            <w:tcW w:type="dxa" w:w="1440"/>
+          </w:tcPr>
+          <w:p>
+            <w:r>
+              <w:t>0.495</w:t>
+            </w:r>
+          </w:p>
+        </w:tc>
+        <w:tc>
+          <w:tcPr>
+            <w:tcW w:type="dxa" w:w="1440"/>
+          </w:tcPr>
+          <w:p>
+            <w:r>
+              <w:t>高热</w:t>
+            </w:r>
+          </w:p>
+        </w:tc>
+        <w:tc>
+          <w:tcPr>
+            <w:tcW w:type="dxa" w:w="1440"/>
+          </w:tcPr>
+          <w:p>
+            <w:r>
+              <w:t>交运物流</w:t>
+            </w:r>
+          </w:p>
+        </w:tc>
+        <w:tc>
+          <w:tcPr>
+            <w:tcW w:type="dxa" w:w="1440"/>
+          </w:tcPr>
+          <w:p>
+            <w:r>
+              <w:t>9月24日起，北京各大火车站增开夜间高铁！附具体车次和方向</w:t>
             </w:r>
           </w:p>
         </w:tc>
@@ -612,7 +674,7 @@
           </w:tcPr>
           <w:p>
             <w:r>
-              <w:t>9</w:t>
+              <w:t>10</w:t>
             </w:r>
           </w:p>
         </w:tc>
@@ -622,7 +684,7 @@
           </w:tcPr>
           <w:p>
             <w:r>
-              <w:t>0.475</w:t>
+              <w:t>0.495</w:t>
             </w:r>
           </w:p>
         </w:tc>
@@ -642,7 +704,7 @@
           </w:tcPr>
           <w:p>
             <w:r>
-              <w:t>综合</w:t>
+              <w:t>宏观政策</w:t>
             </w:r>
           </w:p>
         </w:tc>
@@ -652,7 +714,7 @@
           </w:tcPr>
           <w:p>
             <w:r>
-              <w:t>Meta推出掌上AI设备Muse Charm 预计12月前上</w:t>
+              <w:t>央行一日开出4张大额罚单，广发银行、渤海银行等4家银行领罚</w:t>
             </w:r>
           </w:p>
         </w:tc>
@@ -662,69 +724,7 @@
           </w:tcPr>
           <w:p>
             <w:r>
-              <w:t>3/3</w:t>
-            </w:r>
-          </w:p>
-        </w:tc>
-      </w:tr>
-      <w:tr>
-        <w:tc>
-          <w:tcPr>
-            <w:tcW w:type="dxa" w:w="1440"/>
-          </w:tcPr>
-          <w:p>
-            <w:r>
-              <w:t>10</w:t>
-            </w:r>
-          </w:p>
-        </w:tc>
-        <w:tc>
-          <w:tcPr>
-            <w:tcW w:type="dxa" w:w="1440"/>
-          </w:tcPr>
-          <w:p>
-            <w:r>
-              <w:t>0.475</w:t>
-            </w:r>
-          </w:p>
-        </w:tc>
-        <w:tc>
-          <w:tcPr>
-            <w:tcW w:type="dxa" w:w="1440"/>
-          </w:tcPr>
-          <w:p>
-            <w:r>
-              <w:t>高热</w:t>
-            </w:r>
-          </w:p>
-        </w:tc>
-        <w:tc>
-          <w:tcPr>
-            <w:tcW w:type="dxa" w:w="1440"/>
-          </w:tcPr>
-          <w:p>
-            <w:r>
-              <w:t>综合</w:t>
-            </w:r>
-          </w:p>
-        </w:tc>
-        <w:tc>
-          <w:tcPr>
-            <w:tcW w:type="dxa" w:w="1440"/>
-          </w:tcPr>
-          <w:p>
-            <w:r>
-              <w:t>星巴克宣布将关闭其在北美约1%的咖啡门店</w:t>
-            </w:r>
-          </w:p>
-        </w:tc>
-        <w:tc>
-          <w:tcPr>
-            <w:tcW w:type="dxa" w:w="1440"/>
-          </w:tcPr>
-          <w:p>
-            <w:r>
-              <w:t>3/3</w:t>
+              <w:t>4/2</w:t>
             </w:r>
           </w:p>
         </w:tc>
@@ -755,7 +755,7 @@
           <w:color w:val="8A939E"/>
           <w:sz w:val="18"/>
         </w:rPr>
-        <w:t>热度 0.827（爆点）· 44 篇 / 3 家媒体 · 国际市场</w:t>
+        <w:t>热度 0.749（爆点）· 51 篇 / 3 家媒体 · 国际市场</w:t>
       </w:r>
     </w:p>
     <w:p>
@@ -767,7 +767,7 @@
         <w:t>事件概述：</w:t>
       </w:r>
       <w:r>
-        <w:t>「多重因素夹击，美债抛售加剧！5年期收益率2007年来首破5%，10年期站上5.1%」由 44 篇报道聚合而成，覆盖 3 家媒体，热度 0.827（爆点），所属板块类目：国际市场。</w:t>
+        <w:t>「多重因素夹击，美债抛售加剧！5年期收益率2007年来首破5%，10年期站上5.1%」由 51 篇报道聚合而成，覆盖 3 家媒体，热度 0.749（爆点），所属板块类目：国际市场。</w:t>
       </w:r>
     </w:p>
     <w:p>
@@ -779,81 +779,7 @@
         <w:t>关键信息：</w:t>
       </w:r>
       <w:r>
-        <w:t>多重因素夹击，美债抛售加剧！5年期收益率2007年来首破5%，10年期站上5.1；美债抛售潮加剧，30年期美债收益率创2004年以来新高；市场计入美联储再度加息预期，10年期美债收益率创2007年以来新高</w:t>
-      </w:r>
-    </w:p>
-    <w:p>
-      <w:r>
-        <w:rPr>
-          <w:b/>
-          <w:color w:val="16324F"/>
-        </w:rPr>
-        <w:t>市场影响：</w:t>
-      </w:r>
-      <w:r>
-        <w:t>关联板块代码：BK1361。（LLM 不可用，未生成研判，以上为检索与统计事实）</w:t>
-      </w:r>
-    </w:p>
-    <w:p>
-      <w:r>
-        <w:rPr>
-          <w:b/>
-          <w:color w:val="16324F"/>
-        </w:rPr>
-        <w:t>关注要点：</w:t>
-      </w:r>
-      <w:r>
-        <w:t>建议人工复核该事件的后续进展与板块联动。</w:t>
-      </w:r>
-    </w:p>
-    <w:p>
-      <w:r>
-        <w:rPr>
-          <w:color w:val="8A939E"/>
-          <w:sz w:val="17"/>
-        </w:rPr>
-        <w:t>引用：[1]多重因素夹击，美债抛售加剧！5年期收益率2007年来 / [2]美债抛售潮加剧，30年期美债收益率创2004年以来新 / [3]市场计入美联储再度加息预期，10年期美债收益率创20 / [4]美债抛售加剧 30年期收益率升至2004年以来最高</w:t>
-      </w:r>
-    </w:p>
-    <w:p>
-      <w:pPr>
-        <w:pStyle w:val="Heading2"/>
-      </w:pPr>
-      <w:r>
-        <w:t>A股半导体多股大涨超10%，佰维存储涨超2% 房地产2股3连板，白酒概念拉升，天佑德酒涨</w:t>
-      </w:r>
-    </w:p>
-    <w:p>
-      <w:r>
-        <w:rPr>
-          <w:color w:val="8A939E"/>
-          <w:sz w:val="18"/>
-        </w:rPr>
-        <w:t>热度 0.637（爆点）· 9 篇 / 2 家媒体 · 金融市场</w:t>
-      </w:r>
-    </w:p>
-    <w:p>
-      <w:r>
-        <w:rPr>
-          <w:b/>
-          <w:color w:val="16324F"/>
-        </w:rPr>
-        <w:t>事件概述：</w:t>
-      </w:r>
-      <w:r>
-        <w:t>「A股半导体多股大涨超10%，佰维存储涨超2% 房地产2股3连板，白酒概念拉升，天佑德酒涨停后炸板」由 9 篇报道聚合而成，覆盖 2 家媒体，热度 0.637（爆点），所属板块类目：金融市场。</w:t>
-      </w:r>
-    </w:p>
-    <w:p>
-      <w:r>
-        <w:rPr>
-          <w:b/>
-          <w:color w:val="16324F"/>
-        </w:rPr>
-        <w:t>关键信息：</w:t>
-      </w:r>
-      <w:r>
-        <w:t>A股半导体多股大涨超10%，佰维存储涨超2% 房地产2股3连板，白酒概念拉升，天；又是小作文！地产股大涨的原因找到了；“一根穿云箭”，秒拉涨停</w:t>
+        <w:t>多重因素夹击，美债抛售加剧！5年期收益率2007年来首破5%，10年期站上5.1；美债抛售潮加剧，30年期美债收益率创2004年以来新高；美债抛售加剧 30年期收益率升至2004年以来最高</w:t>
       </w:r>
     </w:p>
     <w:p>
@@ -886,7 +812,81 @@
           <w:color w:val="8A939E"/>
           <w:sz w:val="17"/>
         </w:rPr>
-        <w:t>引用：[1]A股半导体多股大涨超10%，佰维存储涨超2% 房地产 / [2]又是小作文！地产股大涨的原因找到了 / [3]“一根穿云箭”，秒拉涨停 / [4]股价3日累涨逾30%！688056提示半导体相关业务</w:t>
+        <w:t>引用：[1]多重因素夹击，美债抛售加剧！5年期收益率2007年来 / [2]美债抛售潮加剧，30年期美债收益率创2004年以来新 / [3]美债抛售加剧 30年期收益率升至2004年以来最高 / [4]市场计入美联储再度加息预期，10年期美债收益率创20</w:t>
+      </w:r>
+    </w:p>
+    <w:p>
+      <w:pPr>
+        <w:pStyle w:val="Heading2"/>
+      </w:pPr>
+      <w:r>
+        <w:t>日元势创逾两周来最大单日涨幅 此前日本财务大臣发表汇率言论</w:t>
+      </w:r>
+    </w:p>
+    <w:p>
+      <w:r>
+        <w:rPr>
+          <w:color w:val="8A939E"/>
+          <w:sz w:val="18"/>
+        </w:rPr>
+        <w:t>热度 0.618（爆点）· 8 篇 / 3 家媒体 · 国际市场</w:t>
+      </w:r>
+    </w:p>
+    <w:p>
+      <w:r>
+        <w:rPr>
+          <w:b/>
+          <w:color w:val="16324F"/>
+        </w:rPr>
+        <w:t>事件概述：</w:t>
+      </w:r>
+      <w:r>
+        <w:t>「日元势创逾两周来最大单日涨幅 此前日本财务大臣发表汇率言论」由 8 篇报道聚合而成，覆盖 3 家媒体，热度 0.618（爆点），所属板块类目：国际市场。</w:t>
+      </w:r>
+    </w:p>
+    <w:p>
+      <w:r>
+        <w:rPr>
+          <w:b/>
+          <w:color w:val="16324F"/>
+        </w:rPr>
+        <w:t>关键信息：</w:t>
+      </w:r>
+      <w:r>
+        <w:t>日元势创逾两周来最大单日涨幅 此前日本财务大臣发表汇率言论；日元兑美元汇率接近160日元关口 干预风险再度浮现；高盛下调美元兑日元12个月目标价至150，市场风向转变</w:t>
+      </w:r>
+    </w:p>
+    <w:p>
+      <w:r>
+        <w:rPr>
+          <w:b/>
+          <w:color w:val="16324F"/>
+        </w:rPr>
+        <w:t>市场影响：</w:t>
+      </w:r>
+      <w:r>
+        <w:t>关联板块代码：本簇未携带板块标签。（LLM 不可用，未生成研判，以上为检索与统计事实）</w:t>
+      </w:r>
+    </w:p>
+    <w:p>
+      <w:r>
+        <w:rPr>
+          <w:b/>
+          <w:color w:val="16324F"/>
+        </w:rPr>
+        <w:t>关注要点：</w:t>
+      </w:r>
+      <w:r>
+        <w:t>建议人工复核该事件的后续进展与板块联动。</w:t>
+      </w:r>
+    </w:p>
+    <w:p>
+      <w:r>
+        <w:rPr>
+          <w:color w:val="8A939E"/>
+          <w:sz w:val="17"/>
+        </w:rPr>
+        <w:t>引用：[1]日元势创逾两周来最大单日涨幅 此前日本财务大臣发表汇 / [2]日元兑美元汇率接近160日元关口 干预风险再度浮现 / [3]高盛下调美元兑日元12个月目标价至150，市场风向转 / [4]日本财务大臣：特朗普向高市早苗表达对日元的担忧</w:t>
       </w:r>
     </w:p>
     <w:p>
@@ -903,7 +903,7 @@
           <w:color w:val="8A939E"/>
           <w:sz w:val="18"/>
         </w:rPr>
-        <w:t>热度 0.603（爆点）· 7 篇 / 3 家媒体 · AI与大模型</w:t>
+        <w:t>热度 0.610（爆点）· 7 篇 / 3 家媒体 · AI与大模型</w:t>
       </w:r>
     </w:p>
     <w:p>
@@ -915,7 +915,7 @@
         <w:t>事件概述：</w:t>
       </w:r>
       <w:r>
-        <w:t>「澳大利亚国防部长Marles：OpenAI智能体入侵是一起“严重事件”。 Ope」由 7 篇报道聚合而成，覆盖 3 家媒体，热度 0.603（爆点），所属板块类目：AI与大模型。</w:t>
+        <w:t>「澳大利亚国防部长Marles：OpenAI智能体入侵是一起“严重事件”。 Ope」由 7 篇报道聚合而成，覆盖 3 家媒体，热度 0.61（爆点），所属板块类目：AI与大模型。</w:t>
       </w:r>
     </w:p>
     <w:p>
@@ -977,7 +977,7 @@
           <w:color w:val="8A939E"/>
           <w:sz w:val="18"/>
         </w:rPr>
-        <w:t>热度 0.603（爆点）· 7 篇 / 3 家媒体 · AI与大模型</w:t>
+        <w:t>热度 0.610（爆点）· 7 篇 / 3 家媒体 · AI与大模型</w:t>
       </w:r>
     </w:p>
     <w:p>
@@ -989,7 +989,7 @@
         <w:t>事件概述：</w:t>
       </w:r>
       <w:r>
-        <w:t>「甲骨文盘前股价下跌2.8%，公司就新墨西哥数据中心发出不可抗力通知。」由 7 篇报道聚合而成，覆盖 3 家媒体，热度 0.603（爆点），所属板块类目：AI与大模型。</w:t>
+        <w:t>「甲骨文盘前股价下跌2.8%，公司就新墨西哥数据中心发出不可抗力通知。」由 7 篇报道聚合而成，覆盖 3 家媒体，热度 0.61（爆点），所属板块类目：AI与大模型。</w:t>
       </w:r>
     </w:p>
     <w:p>
@@ -1042,7 +1042,7 @@
         <w:pStyle w:val="Heading2"/>
       </w:pPr>
       <w:r>
-        <w:t>恒指低开0.74%，报24649.45点；恒生科技指数跌0.78%。天数智芯跌超</w:t>
+        <w:t>特朗普：今年到访北京感受到中国人民的热情好客，我们希望以同样的热情款待各位</w:t>
       </w:r>
     </w:p>
     <w:p>
@@ -1051,7 +1051,7 @@
           <w:color w:val="8A939E"/>
           <w:sz w:val="18"/>
         </w:rPr>
-        <w:t>热度 0.585（爆点）· 8 篇 / 3 家媒体 · 金融市场</w:t>
+        <w:t>热度 0.571（爆点）· 8 篇 / 2 家媒体 · 综合</w:t>
       </w:r>
     </w:p>
     <w:p>
@@ -1063,7 +1063,7 @@
         <w:t>事件概述：</w:t>
       </w:r>
       <w:r>
-        <w:t>「恒指低开0.74%，报24649.45点；恒生科技指数跌0.78%。天数智芯跌超」由 8 篇报道聚合而成，覆盖 3 家媒体，热度 0.585（爆点），所属板块类目：金融市场。</w:t>
+        <w:t>「特朗普：今年到访北京感受到中国人民的热情好客，我们希望以同样的热情款待各位」由 8 篇报道聚合而成，覆盖 2 家媒体，热度 0.571（爆点），所属板块类目：综合。</w:t>
       </w:r>
     </w:p>
     <w:p>
@@ -1075,7 +1075,7 @@
         <w:t>关键信息：</w:t>
       </w:r>
       <w:r>
-        <w:t>恒指低开0.74%，报24649.45点；恒生科技指数跌0.78%。天数智芯跌超；恒指低开0.96%，报24523.50点；恒生科技指数跌0.99%。阿里巴巴、网；港股开盘：恒生指数跌0.74% 恒生科技指数跌0.78%</w:t>
+        <w:t>特朗普：今年到访北京感受到中国人民的热情好客，我们希望以同样的热情款待各位；视频丨特朗普夫妇亲自迎接习近平主席到访；视频 | 拾光纪·欢迎仪式现场，特朗普夫妇热情迎接习近平主席</w:t>
       </w:r>
     </w:p>
     <w:p>
@@ -1108,7 +1108,7 @@
           <w:color w:val="8A939E"/>
           <w:sz w:val="17"/>
         </w:rPr>
-        <w:t>引用：[1]恒指低开0.74%，报24649.45点；恒生科技指 / [2]恒指低开0.96%，报24523.50点；恒生科技指 / [3]港股开盘：恒生指数跌0.74% 恒生科技指数跌0.7 / [4]港股三大指数开盘下挫，恒生科技指数跌超2%</w:t>
+        <w:t>引用：[1]特朗普：今年到访北京感受到中国人民的热情好客，我们希 / [2]视频丨特朗普夫妇亲自迎接习近平主席到访 / [3]视频 | 拾光纪·欢迎仪式现场，特朗普夫妇热情迎接习 / [4]特朗普在白宫欢迎仪式上的讲话</w:t>
       </w:r>
     </w:p>
     <w:p>
@@ -1127,7 +1127,7 @@
         <w:pStyle w:val="ListBullet"/>
       </w:pPr>
       <w:r>
-        <w:t>采集：6 家媒体公开接口，累计入库 13,754 条</w:t>
+        <w:t>采集：6 家媒体公开接口，累计入库 14,249 条</w:t>
       </w:r>
     </w:p>
     <w:p>
@@ -1135,7 +1135,7 @@
         <w:pStyle w:val="ListBullet"/>
       </w:pPr>
       <w:r>
-        <w:t>三层去重：2,459 → 2,211 条（精确93/SimHash10/语义145）</w:t>
+        <w:t>三层去重：2,321 → 2,056 条（精确108/SimHash9/语义148）</w:t>
       </w:r>
     </w:p>
     <w:p>
